--- a/docx_resources/Вечірня-Утреня/В,У - Мінея/12-Грудень/05-__-Сави_Освященного_2021.docx
+++ b/docx_resources/Вечірня-Утреня/В,У - Мінея/12-Грудень/05-__-Сави_Освященного_2021.docx
@@ -1341,6 +1341,7 @@
           <w:b/>
           <w:i/>
           <w:color w:val="FF0000"/>
+          <w:sz w:val="24"/>
         </w:rPr>
         <w:t>Вечірні молитви</w:t>
       </w:r>
@@ -2432,6 +2433,7 @@
           <w:b/>
           <w:i/>
           <w:color w:val="FF0000"/>
+          <w:sz w:val="24"/>
         </w:rPr>
         <w:t>Блажен муж</w:t>
       </w:r>
@@ -2787,6 +2789,7 @@
           <w:b/>
           <w:i/>
           <w:color w:val="FF0000"/>
+          <w:sz w:val="24"/>
         </w:rPr>
         <w:t>Мала єктенія</w:t>
       </w:r>
@@ -3630,6 +3633,7 @@
           <w:b/>
           <w:i/>
           <w:color w:val="FF0000"/>
+          <w:sz w:val="24"/>
         </w:rPr>
         <w:t>Стихири</w:t>
       </w:r>
@@ -4490,6 +4494,7 @@
           <w:b/>
           <w:i/>
           <w:color w:val="FF0000"/>
+          <w:sz w:val="24"/>
         </w:rPr>
         <w:t>Прокімен</w:t>
       </w:r>
@@ -4606,6 +4611,7 @@
           <w:b/>
           <w:i/>
           <w:color w:val="FF0000"/>
+          <w:sz w:val="24"/>
         </w:rPr>
         <w:t>Читання</w:t>
       </w:r>
@@ -5064,18 +5070,26 @@
       </w:pPr>
       <w:r>
         <w:rPr>
-          <w:i/>
-          <w:color w:val="FF0000"/>
+          <w:rFonts w:ascii="Times New Roman" w:hAnsi="Times New Roman"/>
+          <w:i/>
+          <w:color w:val="FF0000"/>
+          <w:sz w:val="24"/>
         </w:rPr>
         <w:t>Чтець:</w:t>
       </w:r>
       <w:r>
+        <w:rPr>
+          <w:rFonts w:ascii="Times New Roman" w:hAnsi="Times New Roman"/>
+          <w:sz w:val="24"/>
+        </w:rPr>
         <w:t xml:space="preserve"> Мій сину! Коли ти мої слова приймеш і мої заповіді заховаєш у себе, вухом твоїм уважаючи на мудрість, схиляючи до правди твоє серце, о так, коли ти розум зватимеш до себе, з закликом звернешся до розсудку, коли шукатимеш його, як срібла, коли розшукуватимеш його, як схований скарб, тоді ти збагнеш острах Господній, тоді знайдеш пізнання Бога. Господь бо дає мудрість, і з його уст виходить знання й розсудливість. Він для праведних зберігає допомогу; він щит для тих, що ходять чесно. Він стежки правоти пильнує, він береже дорогу своїх вірних. Тоді ти зрозумієш правду й справедливість, прямодушність і всяку путь добру. </w:t>
       </w:r>
       <w:r>
         <w:rPr>
-          <w:i/>
-          <w:color w:val="FF0000"/>
+          <w:rFonts w:ascii="Times New Roman" w:hAnsi="Times New Roman"/>
+          <w:i/>
+          <w:color w:val="FF0000"/>
+          <w:sz w:val="24"/>
         </w:rPr>
         <w:t>(Прип. 2:1-9)</w:t>
       </w:r>
@@ -5109,6 +5123,7 @@
           <w:b/>
           <w:i/>
           <w:color w:val="FF0000"/>
+          <w:sz w:val="24"/>
         </w:rPr>
         <w:t>Єктенія усильного благання</w:t>
       </w:r>
@@ -5727,6 +5742,7 @@
           <w:b/>
           <w:i/>
           <w:color w:val="FF0000"/>
+          <w:sz w:val="24"/>
         </w:rPr>
         <w:t>Сподоби, Господи</w:t>
       </w:r>
@@ -5950,6 +5966,7 @@
           <w:b/>
           <w:i/>
           <w:color w:val="FF0000"/>
+          <w:sz w:val="24"/>
         </w:rPr>
         <w:t>Прохальна єктенія</w:t>
       </w:r>
@@ -7112,6 +7129,7 @@
           <w:b/>
           <w:i/>
           <w:color w:val="FF0000"/>
+          <w:sz w:val="24"/>
         </w:rPr>
         <w:t>Пісня Симеона</w:t>
       </w:r>
@@ -7469,6 +7487,7 @@
           <w:b/>
           <w:i/>
           <w:color w:val="FF0000"/>
+          <w:sz w:val="24"/>
         </w:rPr>
         <w:t>Тропарі</w:t>
       </w:r>
@@ -8025,6 +8044,7 @@
           <w:b/>
           <w:i/>
           <w:color w:val="FF0000"/>
+          <w:sz w:val="24"/>
         </w:rPr>
         <w:t>Після Вечірні</w:t>
       </w:r>
@@ -10504,6 +10524,7 @@
           <w:b/>
           <w:i/>
           <w:color w:val="FF0000"/>
+          <w:sz w:val="24"/>
         </w:rPr>
         <w:t>Утренні молитви</w:t>
       </w:r>
@@ -11700,6 +11721,7 @@
           <w:b/>
           <w:i/>
           <w:color w:val="FF0000"/>
+          <w:sz w:val="24"/>
         </w:rPr>
         <w:t>Бог Господь...</w:t>
       </w:r>
@@ -11708,6 +11730,7 @@
           <w:rFonts w:ascii="Times New Roman" w:hAnsi="Times New Roman"/>
           <w:i/>
           <w:color w:val="FF0000"/>
+          <w:sz w:val="24"/>
         </w:rPr>
         <w:t xml:space="preserve"> (Пс. 117), глас 8</w:t>
       </w:r>
@@ -11931,6 +11954,7 @@
           <w:b/>
           <w:i/>
           <w:color w:val="FF0000"/>
+          <w:sz w:val="24"/>
         </w:rPr>
         <w:t>Тропарі</w:t>
       </w:r>
@@ -12079,6 +12103,7 @@
           <w:b/>
           <w:i/>
           <w:color w:val="FF0000"/>
+          <w:sz w:val="24"/>
         </w:rPr>
         <w:t>Мала єктенія</w:t>
       </w:r>
@@ -12372,6 +12397,7 @@
           <w:b/>
           <w:i/>
           <w:color w:val="FF0000"/>
+          <w:sz w:val="24"/>
         </w:rPr>
         <w:t>Перший сідальний</w:t>
       </w:r>
@@ -12539,6 +12565,7 @@
           <w:b/>
           <w:i/>
           <w:color w:val="FF0000"/>
+          <w:sz w:val="24"/>
         </w:rPr>
         <w:t>Мала єктенія</w:t>
       </w:r>
@@ -12832,6 +12859,7 @@
           <w:b/>
           <w:i/>
           <w:color w:val="FF0000"/>
+          <w:sz w:val="24"/>
         </w:rPr>
         <w:t>Другий сідальний</w:t>
       </w:r>
@@ -13561,6 +13589,7 @@
           <w:b/>
           <w:i/>
           <w:color w:val="FF0000"/>
+          <w:sz w:val="24"/>
         </w:rPr>
         <w:t>Мала єктенія</w:t>
       </w:r>
@@ -13855,6 +13884,7 @@
           <w:b/>
           <w:i/>
           <w:color w:val="FF0000"/>
+          <w:sz w:val="24"/>
         </w:rPr>
         <w:t>Сідальний</w:t>
       </w:r>
@@ -14181,6 +14211,7 @@
           <w:b/>
           <w:i/>
           <w:color w:val="FF0000"/>
+          <w:sz w:val="24"/>
         </w:rPr>
         <w:t>Прокімен</w:t>
       </w:r>
@@ -14945,6 +14976,7 @@
           <w:b/>
           <w:i/>
           <w:color w:val="FF0000"/>
+          <w:sz w:val="24"/>
         </w:rPr>
         <w:t>Псалом 50</w:t>
       </w:r>
@@ -15554,6 +15586,7 @@
           <w:b/>
           <w:i/>
           <w:color w:val="FF0000"/>
+          <w:sz w:val="24"/>
         </w:rPr>
         <w:t>Єктенія:</w:t>
       </w:r>
@@ -16392,6 +16425,7 @@
           <w:b/>
           <w:i/>
           <w:color w:val="FF0000"/>
+          <w:sz w:val="24"/>
         </w:rPr>
         <w:t>Мала єктенія</w:t>
       </w:r>
@@ -17606,6 +17640,7 @@
           <w:b/>
           <w:i/>
           <w:color w:val="FF0000"/>
+          <w:sz w:val="24"/>
         </w:rPr>
         <w:t>Мала єктенія</w:t>
       </w:r>
@@ -18565,6 +18600,7 @@
           <w:b/>
           <w:i/>
           <w:color w:val="FF0000"/>
+          <w:sz w:val="24"/>
         </w:rPr>
         <w:t>Пісня Богородиці</w:t>
       </w:r>
@@ -18813,6 +18849,7 @@
           <w:b/>
           <w:i/>
           <w:color w:val="FF0000"/>
+          <w:sz w:val="24"/>
         </w:rPr>
         <w:t>Пісня 9</w:t>
       </w:r>
@@ -19067,6 +19104,7 @@
           <w:b/>
           <w:i/>
           <w:color w:val="FF0000"/>
+          <w:sz w:val="24"/>
         </w:rPr>
         <w:t>Мала єктенія</w:t>
       </w:r>
@@ -20020,6 +20058,7 @@
           <w:b/>
           <w:i/>
           <w:color w:val="FF0000"/>
+          <w:sz w:val="24"/>
         </w:rPr>
         <w:t>Стихири</w:t>
       </w:r>
@@ -20342,6 +20381,7 @@
           <w:b/>
           <w:i/>
           <w:color w:val="FF0000"/>
+          <w:sz w:val="24"/>
         </w:rPr>
         <w:t>Велике славослов'я</w:t>
       </w:r>
@@ -20911,6 +20951,7 @@
           <w:b/>
           <w:i/>
           <w:color w:val="FF0000"/>
+          <w:sz w:val="24"/>
         </w:rPr>
         <w:t>Тропар</w:t>
       </w:r>
@@ -21003,6 +21044,7 @@
           <w:b/>
           <w:i/>
           <w:color w:val="FF0000"/>
+          <w:sz w:val="24"/>
         </w:rPr>
         <w:t>Єктенія усильного благання</w:t>
       </w:r>
@@ -21436,6 +21478,7 @@
           <w:b/>
           <w:i/>
           <w:color w:val="FF0000"/>
+          <w:sz w:val="24"/>
         </w:rPr>
         <w:t>Прохальна єктенія</w:t>
       </w:r>
